--- a/Documento de Requisitos de Software 6 Semestre.docx
+++ b/Documento de Requisitos de Software 6 Semestre.docx
@@ -14142,6 +14142,28 @@
                 <w:szCs w:val="24"/>
               </w:rPr>
               <w:t>Data de aniversário</w:t>
+            </w:r>
+          </w:p>
+          <w:p>
+            <w:pPr>
+              <w:pStyle w:val="PargrafodaLista"/>
+              <w:numPr>
+                <w:ilvl w:val="0"/>
+                <w:numId w:val="12"/>
+              </w:numPr>
+              <w:rPr>
+                <w:rFonts w:ascii="Arial" w:eastAsiaTheme="minorHAnsi" w:hAnsi="Arial" w:cs="Arial"/>
+                <w:sz w:val="20"/>
+                <w:szCs w:val="24"/>
+              </w:rPr>
+            </w:pPr>
+            <w:r>
+              <w:rPr>
+                <w:rFonts w:ascii="Arial" w:eastAsiaTheme="minorHAnsi" w:hAnsi="Arial" w:cs="Arial"/>
+                <w:sz w:val="20"/>
+                <w:szCs w:val="24"/>
+              </w:rPr>
+              <w:t>Número de celular</w:t>
             </w:r>
           </w:p>
           <w:p>

--- a/Documento de Requisitos de Software 6 Semestre.docx
+++ b/Documento de Requisitos de Software 6 Semestre.docx
@@ -30156,10 +30156,126 @@
     </w:p>
     <w:p>
       <w:r>
-        <w:t>O diagrama de classes, que representará a estrutura estática do sistema (classes, atributos e relacionamentos), encontra-se em desenvolvimento pela equipe do projeto e será incorporado a esta documentação em versão futura.</w:t>
-      </w:r>
-    </w:p>
-    <w:p>
+        <w:t>O diagrama de classes apresenta o conjunto de classes do sistema e seus relacionamentos, sendo o diagrama central da modelagem orientada a objetos. As classes são representadas por retângulos, incluindo seus nomes, atributos e métodos, sendo construído em UML (</w:t>
+      </w:r>
+      <w:proofErr w:type="spellStart"/>
+      <w:r>
+        <w:t>Unified</w:t>
+      </w:r>
+      <w:proofErr w:type="spellEnd"/>
+      <w:r>
+        <w:t xml:space="preserve"> </w:t>
+      </w:r>
+      <w:proofErr w:type="spellStart"/>
+      <w:r>
+        <w:t>Modeling</w:t>
+      </w:r>
+      <w:proofErr w:type="spellEnd"/>
+      <w:r>
+        <w:t xml:space="preserve"> </w:t>
+      </w:r>
+      <w:proofErr w:type="spellStart"/>
+      <w:r>
+        <w:t>Language</w:t>
+      </w:r>
+      <w:proofErr w:type="spellEnd"/>
+      <w:r>
+        <w:t xml:space="preserve">). </w:t>
+      </w:r>
+      <w:r>
+        <w:tab/>
+      </w:r>
+    </w:p>
+    <w:p>
+      <w:pPr>
+        <w:pStyle w:val="Legenda"/>
+        <w:jc w:val="center"/>
+        <w:rPr>
+          <w:b/>
+          <w:bCs/>
+          <w:color w:val="auto"/>
+          <w:sz w:val="20"/>
+          <w:szCs w:val="20"/>
+        </w:rPr>
+      </w:pPr>
+      <w:r>
+        <w:rPr>
+          <w:b/>
+          <w:bCs/>
+          <w:color w:val="auto"/>
+          <w:sz w:val="20"/>
+          <w:szCs w:val="20"/>
+        </w:rPr>
+        <w:t xml:space="preserve">Figura </w:t>
+      </w:r>
+      <w:r>
+        <w:rPr>
+          <w:b/>
+          <w:bCs/>
+          <w:color w:val="auto"/>
+          <w:sz w:val="20"/>
+          <w:szCs w:val="20"/>
+        </w:rPr>
+        <w:fldChar w:fldCharType="begin"/>
+      </w:r>
+      <w:r>
+        <w:rPr>
+          <w:b/>
+          <w:bCs/>
+          <w:color w:val="auto"/>
+          <w:sz w:val="20"/>
+          <w:szCs w:val="20"/>
+        </w:rPr>
+        <w:instrText xml:space="preserve"> SEQ Figura \* ARABIC </w:instrText>
+      </w:r>
+      <w:r>
+        <w:rPr>
+          <w:b/>
+          <w:bCs/>
+          <w:color w:val="auto"/>
+          <w:sz w:val="20"/>
+          <w:szCs w:val="20"/>
+        </w:rPr>
+        <w:fldChar w:fldCharType="separate"/>
+      </w:r>
+      <w:r>
+        <w:rPr>
+          <w:b/>
+          <w:bCs/>
+          <w:noProof/>
+          <w:color w:val="auto"/>
+          <w:sz w:val="20"/>
+          <w:szCs w:val="20"/>
+        </w:rPr>
+        <w:t>3</w:t>
+      </w:r>
+      <w:r>
+        <w:rPr>
+          <w:b/>
+          <w:bCs/>
+          <w:color w:val="auto"/>
+          <w:sz w:val="20"/>
+          <w:szCs w:val="20"/>
+        </w:rPr>
+        <w:fldChar w:fldCharType="end"/>
+      </w:r>
+      <w:r>
+        <w:rPr>
+          <w:b/>
+          <w:bCs/>
+          <w:color w:val="auto"/>
+          <w:sz w:val="20"/>
+          <w:szCs w:val="20"/>
+        </w:rPr>
+        <w:t>: Diagrama de classes</w:t>
+      </w:r>
+    </w:p>
+    <w:p/>
+    <w:p>
+      <w:pPr>
+        <w:ind w:firstLine="0"/>
+        <w:jc w:val="center"/>
+      </w:pPr>
       <w:r>
         <w:rPr>
           <w:noProof/>
@@ -30216,6 +30332,39 @@
     </w:p>
     <w:p>
       <w:pPr>
+        <w:ind w:firstLine="0"/>
+        <w:jc w:val="center"/>
+        <w:rPr>
+          <w:i/>
+          <w:iCs/>
+          <w:sz w:val="20"/>
+        </w:rPr>
+      </w:pPr>
+      <w:r>
+        <w:rPr>
+          <w:sz w:val="20"/>
+        </w:rPr>
+        <w:t xml:space="preserve">Fonte: Criado pela equipe do projeto utilizando a ferramenta </w:t>
+      </w:r>
+      <w:proofErr w:type="spellStart"/>
+      <w:r>
+        <w:rPr>
+          <w:i/>
+          <w:iCs/>
+          <w:sz w:val="20"/>
+        </w:rPr>
+        <w:t>Canva</w:t>
+      </w:r>
+      <w:proofErr w:type="spellEnd"/>
+    </w:p>
+    <w:p>
+      <w:pPr>
+        <w:ind w:firstLine="0"/>
+        <w:jc w:val="center"/>
+      </w:pPr>
+    </w:p>
+    <w:p>
+      <w:pPr>
         <w:pStyle w:val="Ttulo2"/>
         <w:ind w:left="567"/>
       </w:pPr>
@@ -30227,7 +30376,11 @@
     </w:p>
     <w:p>
       <w:r>
-        <w:t>O modelo de navegação representa a organização das telas do sistema e os caminhos pelos quais o usuário se desloca entre elas, complementando o diagrama de casos de uso: enquanto este descreve o que o sistema deve fazer, o modelo de navegação mostra como o acesso a cada funcionalidade é estruturado nas interfaces. No Hiker, essa representação é especialmente relevante porque o sistema é composto por dois ambientes distintos, o aplicativo mobile, voltado aos usuários, e o painel administrativo da aplicação web, voltado à moderação da plataforma, os quais correspondem aos Grupos de RF 1 e 2 descritos na seção 2.1. A Figura 3 apresenta o modelo de navegação dos dois ambientes, a partir de um ponto de início comum.</w:t>
+        <w:t xml:space="preserve">O modelo de navegação representa a organização das telas do sistema e os caminhos pelos quais o usuário se desloca entre elas, complementando o diagrama de casos de uso: enquanto este descreve o que o sistema deve fazer, o modelo de navegação mostra como o acesso a cada funcionalidade é estruturado nas interfaces. No Hiker, essa representação é especialmente relevante porque o sistema é composto por dois ambientes distintos, o aplicativo mobile, voltado aos usuários, e o painel administrativo da aplicação web, voltado </w:t>
+      </w:r>
+      <w:r>
+        <w:lastRenderedPageBreak/>
+        <w:t>à moderação da plataforma, os quais correspondem aos Grupos de RF 1 e 2 descritos na seção 2.1. A Figura 3 apresenta o modelo de navegação dos dois ambientes, a partir de um ponto de início comum.</w:t>
       </w:r>
     </w:p>
     <w:p>
@@ -30257,7 +30410,6 @@
           <w:sz w:val="20"/>
           <w:szCs w:val="20"/>
         </w:rPr>
-        <w:lastRenderedPageBreak/>
         <w:t xml:space="preserve">Figura </w:t>
       </w:r>
       <w:r>
@@ -30307,7 +30459,7 @@
           <w:sz w:val="20"/>
           <w:szCs w:val="20"/>
         </w:rPr>
-        <w:t>3</w:t>
+        <w:t>4</w:t>
       </w:r>
       <w:r>
         <w:rPr>
@@ -30403,6 +30555,7 @@
         </w:rPr>
         <w:t xml:space="preserve">Fonte: Criado pela equipe do projeto, utilizando a ferramenta </w:t>
       </w:r>
+      <w:proofErr w:type="spellStart"/>
       <w:r>
         <w:rPr>
           <w:i/>
@@ -30411,6 +30564,18 @@
         </w:rPr>
         <w:t>Canva</w:t>
       </w:r>
+      <w:proofErr w:type="spellEnd"/>
+    </w:p>
+    <w:p>
+      <w:pPr>
+        <w:ind w:firstLine="0"/>
+        <w:jc w:val="center"/>
+        <w:rPr>
+          <w:i/>
+          <w:iCs/>
+          <w:sz w:val="20"/>
+        </w:rPr>
+      </w:pPr>
     </w:p>
     <w:p>
       <w:r>
@@ -30419,11 +30584,11 @@
     </w:p>
     <w:p>
       <w:r>
-        <w:t xml:space="preserve">No aplicativo mobile, o ponto de entrada é a tela de login, que se conecta à tela de cadastro e à tela de recuperação de senha, com retorno ao login após cada uma dessas etapas. Após um login válido, o usuário é direcionado à página principal, o feed de publicações, que dá acesso a uma barra de navegação com cinco destinos: Feed, Pesquisar, Nova avaliação, Trilhas e Perfil. A partir do feed, o usuário abre uma publicação expandida e, dela, o perfil do autor. A pesquisa leva aos resultados e à página de um local, que apresenta as publicações do local </w:t>
+        <w:t xml:space="preserve">No aplicativo mobile, o ponto de entrada é a tela de login, que se conecta à tela de cadastro e à tela de recuperação de senha, com retorno ao login após cada uma dessas etapas. Após um login válido, o usuário é direcionado à página </w:t>
       </w:r>
       <w:r>
         <w:lastRenderedPageBreak/>
-        <w:t>e permite criar uma nova avaliação para ele. O destino Nova avaliação conduz o usuário por uma sequência linear de telas, que vai da seleção do local ao preenchimento das informações, à adição de fotos e tags e à publicação da avaliação. De forma análoga, o destino Trilhas segue da lista de trilhas aos detalhes da trilha, ao início da trilha, à trilha em andamento e à sua finalização. Por fim, o destino Perfil leva à tela Meu perfil, da qual se acessam a edição do perfil, a alteração de e-mail e de senha, a linha do tempo de viagens, os favoritos e as trilhas do próprio usuário.</w:t>
+        <w:t>principal, o feed de publicações, que dá acesso a uma barra de navegação com cinco destinos: Feed, Pesquisar, Nova avaliação, Trilhas e Perfil. A partir do feed, o usuário abre uma publicação expandida e, dela, o perfil do autor. A pesquisa leva aos resultados e à página de um local, que apresenta as publicações do local e permite criar uma nova avaliação para ele. O destino Nova avaliação conduz o usuário por uma sequência linear de telas, que vai da seleção do local ao preenchimento das informações, à adição de fotos e tags e à publicação da avaliação. De forma análoga, o destino Trilhas segue da lista de trilhas aos detalhes da trilha, ao início da trilha, à trilha em andamento e à sua finalização. Por fim, o destino Perfil leva à tela Meu perfil, da qual se acessam a edição do perfil, a alteração de e-mail e de senha, a linha do tempo de viagens, os favoritos e as trilhas do próprio usuário.</w:t>
       </w:r>
     </w:p>
     <w:p>
@@ -30510,6 +30675,7 @@
           <w:rFonts w:eastAsia="Arial" w:cs="Arial"/>
           <w:bCs/>
         </w:rPr>
+        <w:lastRenderedPageBreak/>
         <w:t>PARA QUEM É FEITO?</w:t>
       </w:r>
       <w:bookmarkEnd w:id="24"/>
@@ -30527,14 +30693,7 @@
         <w:rPr>
           <w:rFonts w:eastAsia="Arial"/>
         </w:rPr>
-        <w:t xml:space="preserve">O público-alvo do aplicativo são pessoas interessadas em viajar, seja em viagens longas e distantes ou curtas e próximas. Inicialmente, o projeto irá abordar apenas o público brasileiro em busca de destinos de viagens e avaliações </w:t>
-      </w:r>
-      <w:r>
-        <w:rPr>
-          <w:rFonts w:eastAsia="Arial"/>
-        </w:rPr>
-        <w:lastRenderedPageBreak/>
-        <w:t>confiáveis de pessoas reais com uma reputação verificada.</w:t>
+        <w:t>O público-alvo do aplicativo são pessoas interessadas em viajar, seja em viagens longas e distantes ou curtas e próximas. Inicialmente, o projeto irá abordar apenas o público brasileiro em busca de destinos de viagens e avaliações confiáveis de pessoas reais com uma reputação verificada.</w:t>
       </w:r>
     </w:p>
     <w:p>
@@ -30705,7 +30864,7 @@
           <w:sz w:val="20"/>
           <w:szCs w:val="20"/>
         </w:rPr>
-        <w:t>4</w:t>
+        <w:t>5</w:t>
       </w:r>
       <w:r>
         <w:rPr>
@@ -30741,6 +30900,7 @@
           <w:rFonts w:eastAsia="Arial"/>
           <w:noProof/>
         </w:rPr>
+        <w:lastRenderedPageBreak/>
         <w:drawing>
           <wp:inline distT="0" distB="0" distL="0" distR="0" wp14:anchorId="65815B65" wp14:editId="10361C3F">
             <wp:extent cx="5490845" cy="3088640"/>
@@ -30812,60 +30972,63 @@
       </w:pPr>
       <w:bookmarkStart w:id="34" w:name="_Toc241005191"/>
       <w:r>
+        <w:t>ESTUDO DE VIABILIDADE</w:t>
+      </w:r>
+      <w:bookmarkEnd w:id="34"/>
+    </w:p>
+    <w:p>
+      <w:pPr>
+        <w:ind w:firstLine="0"/>
+        <w:rPr>
+          <w:lang w:val="en-US"/>
+        </w:rPr>
+      </w:pPr>
+    </w:p>
+    <w:p>
+      <w:pPr>
+        <w:pStyle w:val="Ttulo1"/>
+        <w:rPr>
+          <w:lang w:val="pt-BR"/>
+        </w:rPr>
+      </w:pPr>
+      <w:bookmarkStart w:id="35" w:name="_Toc241005196"/>
+      <w:r>
+        <w:rPr>
+          <w:lang w:val="pt-BR"/>
+        </w:rPr>
+        <w:t>MODELO DE DADOS</w:t>
+      </w:r>
+      <w:bookmarkEnd w:id="35"/>
+    </w:p>
+    <w:p>
+      <w:r>
+        <w:t>Um modelo de banco de dados é uma representação abstrata que define a estrutura, organização e as regras de como os dados são armazenados, relacionados e manipulados em um sistema de banco de dados. Ele serve como um esquema conceitual que determina de que forma as informações são organizadas, seja em tabelas com linhas e colunas, em documentos JSON aninhados, em pares de chave-valor, entre outros. A escolha do modelo influencia diretamente a eficiência das consultas, a escalabilidade do sistema e a facilidade de manutenção, sendo uma das decisões mais fundamentais no projeto de qualquer aplicação que lida com dados persistentes.</w:t>
+      </w:r>
+    </w:p>
+    <w:p/>
+    <w:p>
+      <w:pPr>
+        <w:pStyle w:val="Ttulo1"/>
+        <w:rPr>
+          <w:lang w:val="pt-BR"/>
+        </w:rPr>
+      </w:pPr>
+      <w:bookmarkStart w:id="36" w:name="_Toc241005197"/>
+      <w:r>
+        <w:rPr>
+          <w:lang w:val="pt-BR"/>
+        </w:rPr>
+        <w:t>Design</w:t>
+      </w:r>
+      <w:bookmarkEnd w:id="36"/>
+    </w:p>
+    <w:p>
+      <w:r>
+        <w:t xml:space="preserve">Com base nos princípios apresentados por Steve Krug em “Don't Make Me Think” (2014), o design de aplicativos é o processo de planejar e construir a interface e a experiência de uso de um software mobile, com foco em tornar a interação mais simples e intuitiva. Krug defende que um bom design não deve exigir que o usuário precise parar para pensar sobre como usar o sistema; cada tela, botão e fluxo de navegação deve comunicar sua função de forma imediata e </w:t>
+      </w:r>
+      <w:r>
         <w:lastRenderedPageBreak/>
-        <w:t>ESTUDO DE VIABILIDADE</w:t>
-      </w:r>
-      <w:bookmarkEnd w:id="34"/>
-    </w:p>
-    <w:p>
-      <w:pPr>
-        <w:ind w:firstLine="0"/>
-        <w:rPr>
-          <w:lang w:val="en-US"/>
-        </w:rPr>
-      </w:pPr>
-    </w:p>
-    <w:p>
-      <w:pPr>
-        <w:pStyle w:val="Ttulo1"/>
-        <w:rPr>
-          <w:lang w:val="pt-BR"/>
-        </w:rPr>
-      </w:pPr>
-      <w:bookmarkStart w:id="35" w:name="_Toc241005196"/>
-      <w:r>
-        <w:rPr>
-          <w:lang w:val="pt-BR"/>
-        </w:rPr>
-        <w:t>MODELO DE DADOS</w:t>
-      </w:r>
-      <w:bookmarkEnd w:id="35"/>
-    </w:p>
-    <w:p>
-      <w:r>
-        <w:t>Um modelo de banco de dados é uma representação abstrata que define a estrutura, organização e as regras de como os dados são armazenados, relacionados e manipulados em um sistema de banco de dados. Ele serve como um esquema conceitual que determina de que forma as informações são organizadas, seja em tabelas com linhas e colunas, em documentos JSON aninhados, em pares de chave-valor, entre outros. A escolha do modelo influencia diretamente a eficiência das consultas, a escalabilidade do sistema e a facilidade de manutenção, sendo uma das decisões mais fundamentais no projeto de qualquer aplicação que lida com dados persistentes.</w:t>
-      </w:r>
-    </w:p>
-    <w:p/>
-    <w:p>
-      <w:pPr>
-        <w:pStyle w:val="Ttulo1"/>
-        <w:rPr>
-          <w:lang w:val="pt-BR"/>
-        </w:rPr>
-      </w:pPr>
-      <w:bookmarkStart w:id="36" w:name="_Toc241005197"/>
-      <w:r>
-        <w:rPr>
-          <w:lang w:val="pt-BR"/>
-        </w:rPr>
-        <w:t>Design</w:t>
-      </w:r>
-      <w:bookmarkEnd w:id="36"/>
-    </w:p>
-    <w:p>
-      <w:r>
-        <w:t>Com base nos princípios apresentados por Steve Krug em “Don't Make Me Think” (2014), o design de aplicativos é o processo de planejar e construir a interface e a experiência de uso de um software mobile, com foco em tornar a interação mais simples e intuitiva. Krug defende que um bom design não deve exigir que o usuário precise parar para pensar sobre como usar o sistema; cada tela, botão e fluxo de navegação deve comunicar sua função de forma imediata e óbvia. Isso envolve decisões sobre hierarquia visual, organização do conteúdo, escolha de componentes de interface e consistência entre as telas, sempre orientadas pelo comportamento real do usuário. No contexto de aplicativos mobile, esse processo ganha ainda mais importância dado o espaço reduzido de tela e a natureza dinâmica do uso em movimento, o que exige que cada elemento presente na interface justifique sua existência e contribua diretamente para que o usuário atinja seus objetivos com o mínimo de esforço cognitivo possível. Deste modo, o design se torna indispensável para a criação de um aplicativo, sendo o protótipo uma estrutura base para o desenvolvimento do software.</w:t>
+        <w:t>óbvia. Isso envolve decisões sobre hierarquia visual, organização do conteúdo, escolha de componentes de interface e consistência entre as telas, sempre orientadas pelo comportamento real do usuário. No contexto de aplicativos mobile, esse processo ganha ainda mais importância dado o espaço reduzido de tela e a natureza dinâmica do uso em movimento, o que exige que cada elemento presente na interface justifique sua existência e contribua diretamente para que o usuário atinja seus objetivos com o mínimo de esforço cognitivo possível. Deste modo, o design se torna indispensável para a criação de um aplicativo, sendo o protótipo uma estrutura base para o desenvolvimento do software.</w:t>
       </w:r>
     </w:p>
     <w:p/>
@@ -30895,11 +31058,7 @@
         <w:t>A Psicologia das Cores</w:t>
       </w:r>
       <w:r>
-        <w:t xml:space="preserve"> (2013), o amarelo é a cor mais associada à alegria, otimismo e aventura, </w:t>
-      </w:r>
-      <w:r>
-        <w:lastRenderedPageBreak/>
-        <w:t>os quais são sentimentos diretamente conectados à experiência de viajar e explorar novos lugares. Por ser a cor de maior luminosidade visível ao olho humano, o amarelo naturalmente atrai atenção e transmite energia, o que favorece o engajamento do usuário em uma plataforma cujo objetivo é despertar o desejo de conhecer novos destinos. Aliado aos tons de laranja como cor secundária, os quais Heller associa à sociabilidade, entusiasmo e movimento, a paleta reforça a proposta central do aplicativo: uma comunidade ativa de viajantes compartilhando experiências reais. A combinação também garante boa legibilidade e contraste quando aplicada sobre fundos claros, atendendo aos requisitos de usabilidade e mantendo uma identidade visual marcante e coerente com o universo do turismo.</w:t>
+        <w:t xml:space="preserve"> (2013), o amarelo é a cor mais associada à alegria, otimismo e aventura, os quais são sentimentos diretamente conectados à experiência de viajar e explorar novos lugares. Por ser a cor de maior luminosidade visível ao olho humano, o amarelo naturalmente atrai atenção e transmite energia, o que favorece o engajamento do usuário em uma plataforma cujo objetivo é despertar o desejo de conhecer novos destinos. Aliado aos tons de laranja como cor secundária, os quais Heller associa à sociabilidade, entusiasmo e movimento, a paleta reforça a proposta central do aplicativo: uma comunidade ativa de viajantes compartilhando experiências reais. A combinação também garante boa legibilidade e contraste quando aplicada sobre fundos claros, atendendo aos requisitos de usabilidade e mantendo uma identidade visual marcante e coerente com o universo do turismo.</w:t>
       </w:r>
     </w:p>
     <w:p>
@@ -30983,7 +31142,7 @@
           <w:sz w:val="20"/>
           <w:szCs w:val="20"/>
         </w:rPr>
-        <w:t>5</w:t>
+        <w:t>6</w:t>
       </w:r>
       <w:r>
         <w:rPr>
@@ -31020,6 +31179,7 @@
         <w:rPr>
           <w:noProof/>
         </w:rPr>
+        <w:lastRenderedPageBreak/>
         <w:drawing>
           <wp:inline distT="0" distB="0" distL="0" distR="0" wp14:anchorId="65AD47CC" wp14:editId="7D9005BD">
             <wp:extent cx="3629025" cy="1965722"/>
@@ -31108,11 +31268,7 @@
     </w:p>
     <w:p>
       <w:r>
-        <w:t xml:space="preserve"> A fonte Amiko, do autor Impallary Type, foi escolhida para a implementação deste projeto. Segundo os princípios de tipografia aplicada ao design digital (BRINGHUSRT, 2004), uma boa tipografia para interfaces deve equilibrar legibilidade, neutralidade e personalidade, características que a Amiko reúne com consistência. Desenvolvida pelos designers Pablo Impallari, Rodrigo Fuenzalida e Andres Torresie disponibilizada pelo Google Fonts, a Amiko é uma fonte sans-serif humanista projetada especificamente para funcionar bem em telas de baixa resolução, o que a torna especialmente adequada para aplicativos mobile direcionados ao público brasileiro, onde a diversidade de dispositivos Android é uma realidade. Seus traços arredondados conferem um caráter amigável e </w:t>
-      </w:r>
-      <w:r>
-        <w:lastRenderedPageBreak/>
-        <w:t>acessível à interface, sem perder a clareza necessária para a leitura de avaliações, descrições de locais e informações de perfil. A Amiko contribui para uma identidade visual que equilibra dinamismo e confiabilidade, reforçando a proposta do aplicativo de ser uma plataforma ao mesmo tempo vibrante e digna de confiança.</w:t>
+        <w:t xml:space="preserve"> A fonte Amiko, do autor Impallary Type, foi escolhida para a implementação deste projeto. Segundo os princípios de tipografia aplicada ao design digital (BRINGHUSRT, 2004), uma boa tipografia para interfaces deve equilibrar legibilidade, neutralidade e personalidade, características que a Amiko reúne com consistência. Desenvolvida pelos designers Pablo Impallari, Rodrigo Fuenzalida e Andres Torresie disponibilizada pelo Google Fonts, a Amiko é uma fonte sans-serif humanista projetada especificamente para funcionar bem em telas de baixa resolução, o que a torna especialmente adequada para aplicativos mobile direcionados ao público brasileiro, onde a diversidade de dispositivos Android é uma realidade. Seus traços arredondados conferem um caráter amigável e acessível à interface, sem perder a clareza necessária para a leitura de avaliações, descrições de locais e informações de perfil. A Amiko contribui para uma identidade visual que equilibra dinamismo e confiabilidade, reforçando a proposta do aplicativo de ser uma plataforma ao mesmo tempo vibrante e digna de confiança.</w:t>
       </w:r>
     </w:p>
     <w:p>
@@ -31136,7 +31292,11 @@
         <w:ind w:firstLine="576"/>
       </w:pPr>
       <w:r>
-        <w:t>O logotipo é a representação visual da identidade de uma marca, sendo o principal elemento pelo qual um produto ou empresa é reconhecido pelo público. Segundo Robin Landa (2010), um bom logo deve ser singular, memorável e capaz de funcionar bem em diferentes contextos e tamanhos; desde um ícone minúsculo na tela de um celular até uma peça de divulgação em grande formato. No caso do aplicativo Hiker, a decisão de utilizar o nome completo "Hiker" como logotipo principal e a abreviação "Hi" como ícone do aplicativo na loja é uma escolha estrategicamente sólida por diversas razões. O nome completo garante clareza e reconhecimento imediato da marca dentro do aplicativo, onde há espaço e contexto para exibi-lo com destaque. Já a abreviação "Hi" para o ícone é uma solução mais funcional: em espaços reduzidos, como a grade de aplicativos de um smartphone, logos com texto completo perdem legibilidade, tornando a simplificação essencial. Além disso, "Hi" carrega um duplo significado, é ao mesmo tempo a contração natural de "Hiker" e uma saudação universal em inglês, reforçando o caráter social e acolhedor da plataforma, que conecta pessoas através de experiências de viagem compartilhadas.</w:t>
+        <w:t xml:space="preserve">O logotipo é a representação visual da identidade de uma marca, sendo o principal elemento pelo qual um produto ou empresa é reconhecido pelo público. Segundo Robin Landa (2010), um bom logo deve ser singular, memorável e capaz de funcionar bem em diferentes contextos e tamanhos; desde um ícone minúsculo na tela de um celular até uma peça de divulgação em grande formato. No caso do aplicativo Hiker, a decisão de utilizar o nome completo "Hiker" como logotipo </w:t>
+      </w:r>
+      <w:r>
+        <w:lastRenderedPageBreak/>
+        <w:t>principal e a abreviação "Hi" como ícone do aplicativo na loja é uma escolha estrategicamente sólida por diversas razões. O nome completo garante clareza e reconhecimento imediato da marca dentro do aplicativo, onde há espaço e contexto para exibi-lo com destaque. Já a abreviação "Hi" para o ícone é uma solução mais funcional: em espaços reduzidos, como a grade de aplicativos de um smartphone, logos com texto completo perdem legibilidade, tornando a simplificação essencial. Além disso, "Hi" carrega um duplo significado, é ao mesmo tempo a contração natural de "Hiker" e uma saudação universal em inglês, reforçando o caráter social e acolhedor da plataforma, que conecta pessoas através de experiências de viagem compartilhadas.</w:t>
       </w:r>
     </w:p>
     <w:p>
@@ -31233,7 +31393,7 @@
           <w:sz w:val="20"/>
           <w:szCs w:val="20"/>
         </w:rPr>
-        <w:t>6</w:t>
+        <w:t>7</w:t>
       </w:r>
       <w:r>
         <w:rPr>
@@ -31270,7 +31430,6 @@
         <w:rPr>
           <w:noProof/>
         </w:rPr>
-        <w:lastRenderedPageBreak/>
         <w:drawing>
           <wp:inline distT="0" distB="0" distL="0" distR="0" wp14:anchorId="2C0636EF" wp14:editId="02F6AEF2">
             <wp:extent cx="3686175" cy="1574304"/>
@@ -31420,7 +31579,7 @@
           <w:sz w:val="20"/>
           <w:szCs w:val="20"/>
         </w:rPr>
-        <w:t>7</w:t>
+        <w:t>8</w:t>
       </w:r>
       <w:r>
         <w:rPr>
@@ -31522,6 +31681,7 @@
         <w:rPr>
           <w:sz w:val="20"/>
         </w:rPr>
+        <w:lastRenderedPageBreak/>
         <w:t>Fonte: Isotipo criado pela equipe do projeto, utilizando a ferramenta Figma</w:t>
       </w:r>
     </w:p>
@@ -31546,11 +31706,7 @@
         <w:ind w:firstLine="432"/>
       </w:pPr>
       <w:r>
-        <w:t xml:space="preserve">O wireframe é uma representação visual esquemática e de baixa fidelidade de uma interface, utilizado nas etapas iniciais do processo de design para definir a estrutura, hierarquia e disposição dos elementos de uma tela antes que qualquer decisão estética seja tomada. Segundo Jesse James Garrett em *The Elements of User Experience* (2011), o wireframe opera na camada estrutural do design, sendo responsável por traduzir os requisitos funcionais do sistema em arranjos visuais concretos, definindo onde cada componente — botões, campos de texto, imagens, menus e listas — estará posicionado e como o usuário irá interagir com eles. Por ser propositalmente desprovido de cores, tipografias definitivas e imagens reais, o wireframe permite que a equipe de desenvolvimento e os stakeholders avaliem o fluxo e a usabilidade da interface sem se distrair com elementos visuais, facilitando revisões rápidas e baratas antes que o projeto avance para etapas mais custosas como o mockup e o protótipo. No contexto do </w:t>
-      </w:r>
-      <w:r>
-        <w:lastRenderedPageBreak/>
-        <w:t>Hiker, os wireframes são especialmente importantes para validar decisões como a disposição do feed na tela inicial, a organização das informações na página de um local e a estrutura do perfil do usuário, garantindo que a experiência de navegação seja intuitiva antes mesmo de uma linha de código ser escrita.</w:t>
+        <w:t>O wireframe é uma representação visual esquemática e de baixa fidelidade de uma interface, utilizado nas etapas iniciais do processo de design para definir a estrutura, hierarquia e disposição dos elementos de uma tela antes que qualquer decisão estética seja tomada. Segundo Jesse James Garrett em *The Elements of User Experience* (2011), o wireframe opera na camada estrutural do design, sendo responsável por traduzir os requisitos funcionais do sistema em arranjos visuais concretos, definindo onde cada componente — botões, campos de texto, imagens, menus e listas — estará posicionado e como o usuário irá interagir com eles. Por ser propositalmente desprovido de cores, tipografias definitivas e imagens reais, o wireframe permite que a equipe de desenvolvimento e os stakeholders avaliem o fluxo e a usabilidade da interface sem se distrair com elementos visuais, facilitando revisões rápidas e baratas antes que o projeto avance para etapas mais custosas como o mockup e o protótipo. No contexto do Hiker, os wireframes são especialmente importantes para validar decisões como a disposição do feed na tela inicial, a organização das informações na página de um local e a estrutura do perfil do usuário, garantindo que a experiência de navegação seja intuitiva antes mesmo de uma linha de código ser escrita.</w:t>
       </w:r>
     </w:p>
     <w:p>
@@ -31633,7 +31789,7 @@
           <w:sz w:val="20"/>
           <w:szCs w:val="20"/>
         </w:rPr>
-        <w:t>8</w:t>
+        <w:t>9</w:t>
       </w:r>
       <w:r>
         <w:rPr>
@@ -31795,7 +31951,7 @@
           <w:sz w:val="20"/>
           <w:szCs w:val="20"/>
         </w:rPr>
-        <w:t>9</w:t>
+        <w:t>10</w:t>
       </w:r>
       <w:r>
         <w:rPr>
@@ -31948,7 +32104,7 @@
           <w:sz w:val="20"/>
           <w:szCs w:val="20"/>
         </w:rPr>
-        <w:t>10</w:t>
+        <w:t>11</w:t>
       </w:r>
       <w:r>
         <w:rPr>
@@ -31989,7 +32145,6 @@
           <w:noProof/>
           <w:color w:val="FF0000"/>
         </w:rPr>
-        <w:lastRenderedPageBreak/>
         <w:drawing>
           <wp:inline distT="0" distB="0" distL="0" distR="0" wp14:anchorId="5B0C9038" wp14:editId="03285505">
             <wp:extent cx="5354932" cy="3752850"/>
@@ -32110,7 +32265,7 @@
           <w:sz w:val="20"/>
           <w:szCs w:val="20"/>
         </w:rPr>
-        <w:t>11</w:t>
+        <w:t>12</w:t>
       </w:r>
       <w:r>
         <w:rPr>
@@ -32151,6 +32306,7 @@
           <w:noProof/>
           <w:color w:val="FF0000"/>
         </w:rPr>
+        <w:lastRenderedPageBreak/>
         <w:drawing>
           <wp:inline distT="0" distB="0" distL="0" distR="0" wp14:anchorId="3DE4FA1F" wp14:editId="29987446">
             <wp:extent cx="5338445" cy="3781425"/>
@@ -32271,7 +32427,7 @@
           <w:sz w:val="20"/>
           <w:szCs w:val="20"/>
         </w:rPr>
-        <w:t>12</w:t>
+        <w:t>13</w:t>
       </w:r>
       <w:r>
         <w:rPr>
@@ -32312,7 +32468,6 @@
           <w:noProof/>
           <w:color w:val="FF0000"/>
         </w:rPr>
-        <w:lastRenderedPageBreak/>
         <w:drawing>
           <wp:inline distT="0" distB="0" distL="0" distR="0" wp14:anchorId="4D194ACD" wp14:editId="427ECE69">
             <wp:extent cx="5038725" cy="3527748"/>
@@ -32382,7 +32537,11 @@
     </w:p>
     <w:p>
       <w:r>
-        <w:t>O protótipo é uma versão interativa e navegável da interface de um aplicativo, desenvolvida com o objetivo de simular a experiência real de uso antes que o produto seja efetivamente construído. De acordo com Bill Buxton (2010), o protótipo vai além do wireframe ao adicionar interatividade, transições e, muitas vezes, elementos visuais próximos do design final, permitindo que usuários reais testem os fluxos de navegação e forneçam feedback concreto sobre a experiência. Diferente do wireframe, que responde à pergunta "onde cada coisa estará?", o protótipo responde à pergunta "como o usuário vai se mover entre as telas e interagir com o sistema?". Essa distinção é fundamental no processo de design centrado no usuário, pois permite identificar problemas de usabilidade, inconsistências nos fluxos e pontos de fricção na jornada antes que o desenvolvimento seja iniciado, reduzindo significativamente o custo de correções tardias. No caso do Hiker, um protótipo bem construído permitiria, por exemplo, validar se o fluxo de criação de uma é fluido e compreensível para o usuário, ou se etapas precisam ser reorganizadas ou simplificadas para garantir uma experiência mais satisfatória.</w:t>
+        <w:t xml:space="preserve">O protótipo é uma versão interativa e navegável da interface de um </w:t>
+      </w:r>
+      <w:r>
+        <w:lastRenderedPageBreak/>
+        <w:t>aplicativo, desenvolvida com o objetivo de simular a experiência real de uso antes que o produto seja efetivamente construído. De acordo com Bill Buxton (2010), o protótipo vai além do wireframe ao adicionar interatividade, transições e, muitas vezes, elementos visuais próximos do design final, permitindo que usuários reais testem os fluxos de navegação e forneçam feedback concreto sobre a experiência. Diferente do wireframe, que responde à pergunta "onde cada coisa estará?", o protótipo responde à pergunta "como o usuário vai se mover entre as telas e interagir com o sistema?". Essa distinção é fundamental no processo de design centrado no usuário, pois permite identificar problemas de usabilidade, inconsistências nos fluxos e pontos de fricção na jornada antes que o desenvolvimento seja iniciado, reduzindo significativamente o custo de correções tardias. No caso do Hiker, um protótipo bem construído permitiria, por exemplo, validar se o fluxo de criação de uma é fluido e compreensível para o usuário, ou se etapas precisam ser reorganizadas ou simplificadas para garantir uma experiência mais satisfatória.</w:t>
       </w:r>
     </w:p>
     <w:p>
@@ -32481,7 +32640,7 @@
           <w:sz w:val="20"/>
           <w:szCs w:val="20"/>
         </w:rPr>
-        <w:t>13</w:t>
+        <w:t>14</w:t>
       </w:r>
       <w:r>
         <w:rPr>
@@ -32517,7 +32676,6 @@
         <w:rPr>
           <w:noProof/>
         </w:rPr>
-        <w:lastRenderedPageBreak/>
         <w:drawing>
           <wp:inline distT="0" distB="0" distL="0" distR="0" wp14:anchorId="078203C4" wp14:editId="39E2F590">
             <wp:extent cx="2514600" cy="3164692"/>
@@ -32630,7 +32788,7 @@
           <w:sz w:val="20"/>
           <w:szCs w:val="20"/>
         </w:rPr>
-        <w:t>14</w:t>
+        <w:t>15</w:t>
       </w:r>
       <w:r>
         <w:rPr>
@@ -32804,7 +32962,7 @@
           <w:sz w:val="20"/>
           <w:szCs w:val="20"/>
         </w:rPr>
-        <w:t>15</w:t>
+        <w:t>16</w:t>
       </w:r>
       <w:r>
         <w:rPr>
@@ -32840,6 +32998,7 @@
         <w:rPr>
           <w:noProof/>
         </w:rPr>
+        <w:lastRenderedPageBreak/>
         <w:drawing>
           <wp:inline distT="0" distB="0" distL="0" distR="0" wp14:anchorId="726CA920" wp14:editId="1AA0B9CD">
             <wp:extent cx="2514600" cy="3143250"/>
@@ -33000,7 +33159,7 @@
           <w:sz w:val="20"/>
           <w:szCs w:val="20"/>
         </w:rPr>
-        <w:t>16</w:t>
+        <w:t>17</w:t>
       </w:r>
       <w:r>
         <w:rPr>
@@ -33142,7 +33301,6 @@
           <w:sz w:val="20"/>
           <w:szCs w:val="20"/>
         </w:rPr>
-        <w:lastRenderedPageBreak/>
         <w:t xml:space="preserve">Figura </w:t>
       </w:r>
       <w:r>
@@ -33192,7 +33350,7 @@
           <w:sz w:val="20"/>
           <w:szCs w:val="20"/>
         </w:rPr>
-        <w:t>17</w:t>
+        <w:t>18</w:t>
       </w:r>
       <w:r>
         <w:rPr>
@@ -33373,7 +33531,7 @@
           <w:sz w:val="20"/>
           <w:szCs w:val="20"/>
         </w:rPr>
-        <w:t>18</w:t>
+        <w:t>19</w:t>
       </w:r>
       <w:r>
         <w:rPr>
@@ -33548,7 +33706,7 @@
           <w:sz w:val="20"/>
           <w:szCs w:val="20"/>
         </w:rPr>
-        <w:t>19</w:t>
+        <w:t>20</w:t>
       </w:r>
       <w:r>
         <w:rPr>
@@ -33722,7 +33880,7 @@
           <w:sz w:val="20"/>
           <w:szCs w:val="20"/>
         </w:rPr>
-        <w:t>20</w:t>
+        <w:t>21</w:t>
       </w:r>
       <w:r>
         <w:rPr>
@@ -33839,21 +33997,21 @@
     </w:p>
     <w:p>
       <w:r>
-        <w:t xml:space="preserve">O Hiker é um aplicativo mobile de avaliação colaborativa de destinos turísticos, desenvolvido para dispositivos Android utilizando o framework .NET MAUI. Sua proposta central é resolver a descentralização das informações </w:t>
+        <w:t>O Hiker é um aplicativo mobile de avaliação colaborativa de destinos turísticos, desenvolvido para dispositivos Android utilizando o framework .NET MAUI. Sua proposta central é resolver a descentralização das informações turísticas, problema identificado a partir de entrevistas realizadas com viajantes frequentes, que relataram a dificuldade de reunir opiniões confiáveis sobre um destino em um único lugar. O aplicativo permite que usuários cadastrados publiquem avaliações sobre localidades, atribuam notas, adicionem rótulos descritivos, incluam fotos e vídeos, e interajam com publicações de outros usuários por meio de concordâncias e discordâncias.</w:t>
+      </w:r>
+    </w:p>
+    <w:p>
+      <w:r>
+        <w:t>A arquitetura do sistema é composta por três camadas principais: o frontend mobile desenvolvido em MAUI, o backend construído com NestJS (framework Node.js orientado a módulos) e um banco de dados relacional PostgreSQL hospedado em Supabase. A API é hospedada na plataforma Microsoft Azure, garantindo escalabilidade e disponibilidade. Para a localização dos destinos, o sistema integra a API externa de geolocalização Google Places API, evitando a duplicação de registros e mantendo a integridade dos dados de localidades.</w:t>
+      </w:r>
+    </w:p>
+    <w:p>
+      <w:r>
+        <w:t xml:space="preserve">Entre as funcionalidades implementadas até o momento, destacam-se: </w:t>
       </w:r>
       <w:r>
         <w:lastRenderedPageBreak/>
-        <w:t>turísticas, problema identificado a partir de entrevistas realizadas com viajantes frequentes, que relataram a dificuldade de reunir opiniões confiáveis sobre um destino em um único lugar. O aplicativo permite que usuários cadastrados publiquem avaliações sobre localidades, atribuam notas, adicionem rótulos descritivos, incluam fotos e vídeos, e interajam com publicações de outros usuários por meio de concordâncias e discordâncias.</w:t>
-      </w:r>
-    </w:p>
-    <w:p>
-      <w:r>
-        <w:t>A arquitetura do sistema é composta por três camadas principais: o frontend mobile desenvolvido em MAUI, o backend construído com NestJS (framework Node.js orientado a módulos) e um banco de dados relacional PostgreSQL hospedado em Supabase. A API é hospedada na plataforma Microsoft Azure, garantindo escalabilidade e disponibilidade. Para a localização dos destinos, o sistema integra a API externa de geolocalização Google Places API, evitando a duplicação de registros e mantendo a integridade dos dados de localidades.</w:t>
-      </w:r>
-    </w:p>
-    <w:p>
-      <w:r>
-        <w:t>Entre as funcionalidades implementadas até o momento, destacam-se: autenticação segura com tokens JWT, recuperação de senha por e-mail, feed cronológico de publicações e gestão completa de publicações (criação, edição e exclusão lógica). O sistema deve oferecer futuramente suporte a publicações anônimas, nas quais os dados pessoais do autor não são expostos em nenhuma camada da aplicação, atendendo a requisitos tanto de usabilidade quanto de segurança.</w:t>
+        <w:t>autenticação segura com tokens JWT, recuperação de senha por e-mail, feed cronológico de publicações e gestão completa de publicações (criação, edição e exclusão lógica). O sistema deve oferecer futuramente suporte a publicações anônimas, nas quais os dados pessoais do autor não são expostos em nenhuma camada da aplicação, atendendo a requisitos tanto de usabilidade quanto de segurança.</w:t>
       </w:r>
     </w:p>
     <w:p>
@@ -33863,11 +34021,7 @@
     </w:p>
     <w:p>
       <w:r>
-        <w:t xml:space="preserve">O modelo de negócio prevê monetização inicial por anúncios e patrocínios exibidos no feed, com expansão futura para um plano premium voltado a viajantes frequentes e comissionamento por parcerias com agências de turismo. O desenvolvimento foi estruturado em seis sprints seguindo a metodologia SCRUM, </w:t>
-      </w:r>
-      <w:r>
-        <w:lastRenderedPageBreak/>
-        <w:t>com a Sprint 6 prevista para o segundo semestre de 2026. O projeto está em conformidade com a Lei Geral de Proteção de Dados (LGPD), adotando exclusão lógica, anonimização de dados e gerenciamento seguro de sessões.</w:t>
+        <w:t>O modelo de negócio prevê monetização inicial por anúncios e patrocínios exibidos no feed, com expansão futura para um plano premium voltado a viajantes frequentes e comissionamento por parcerias com agências de turismo. O desenvolvimento foi estruturado em seis sprints seguindo a metodologia SCRUM, com a Sprint 6 prevista para o segundo semestre de 2026. O projeto está em conformidade com a Lei Geral de Proteção de Dados (LGPD), adotando exclusão lógica, anonimização de dados e gerenciamento seguro de sessões.</w:t>
       </w:r>
     </w:p>
     <w:p>
@@ -33991,7 +34145,7 @@
           <w:sz w:val="20"/>
           <w:szCs w:val="20"/>
         </w:rPr>
-        <w:t>21</w:t>
+        <w:t>22</w:t>
       </w:r>
       <w:r>
         <w:rPr>
@@ -34034,6 +34188,7 @@
           <w:noProof/>
           <w:szCs w:val="24"/>
         </w:rPr>
+        <w:lastRenderedPageBreak/>
         <w:drawing>
           <wp:inline distT="0" distB="0" distL="0" distR="0" wp14:anchorId="456551DB" wp14:editId="4C4CF794">
             <wp:extent cx="4295775" cy="4128298"/>
@@ -34127,7 +34282,6 @@
         <w:rPr>
           <w:lang w:val="pt-BR"/>
         </w:rPr>
-        <w:lastRenderedPageBreak/>
         <w:t>CO</w:t>
       </w:r>
       <w:bookmarkEnd w:id="9"/>
@@ -34176,7 +34330,14 @@
         <w:rPr>
           <w:rFonts w:cs="Arial"/>
         </w:rPr>
-        <w:t>Ainda que funcionalidades previstas para a Sprint 6, como o algoritmo de preferências e o sistema completo de reputação, permaneçam em desenvolvimento, os resultados obtidos até o momento demonstram que o Hiker responde de maneira concreta ao problema identificado nas entrevistas iniciais com os stakeholders: a descentralização das informações sobre destinos de viagem. Sendo assim, o desenvolvimento continuará no segundo semestre de 2026. Dessa forma, o projeto se consolida não apenas como um exercício acadêmico interdisciplinar, mas como uma proposta com potencial real de inserção no mercado de tecnologia voltado ao turismo brasileiro.</w:t>
+        <w:t xml:space="preserve">Ainda que funcionalidades previstas para a Sprint 6, como o algoritmo de preferências e o sistema completo de reputação, permaneçam em desenvolvimento, os resultados obtidos até o momento demonstram que o Hiker </w:t>
+      </w:r>
+      <w:r>
+        <w:rPr>
+          <w:rFonts w:cs="Arial"/>
+        </w:rPr>
+        <w:lastRenderedPageBreak/>
+        <w:t>responde de maneira concreta ao problema identificado nas entrevistas iniciais com os stakeholders: a descentralização das informações sobre destinos de viagem. Sendo assim, o desenvolvimento continuará no segundo semestre de 2026. Dessa forma, o projeto se consolida não apenas como um exercício acadêmico interdisciplinar, mas como uma proposta com potencial real de inserção no mercado de tecnologia voltado ao turismo brasileiro.</w:t>
       </w:r>
     </w:p>
     <w:p>
@@ -34385,7 +34546,6 @@
           <w:rFonts w:ascii="Arial" w:hAnsi="Arial" w:cs="Arial"/>
           <w:color w:val="auto"/>
         </w:rPr>
-        <w:lastRenderedPageBreak/>
         <w:t>LEITE JÚNIOR, Geraldo Soares. </w:t>
       </w:r>
       <w:r>
@@ -37842,6 +38002,10 @@
 </file>
 
 <file path=customXml/item1.xml><?xml version="1.0" encoding="utf-8"?>
+<b:Sources xmlns:b="http://schemas.openxmlformats.org/officeDocument/2006/bibliography" xmlns="http://schemas.openxmlformats.org/officeDocument/2006/bibliography" SelectedStyle="\APA.XSL" StyleName="APA"/>
+</file>
+
+<file path=customXml/item2.xml><?xml version="1.0" encoding="utf-8"?>
 <?mso-contentType ?>
 <FormTemplates xmlns="http://schemas.microsoft.com/sharepoint/v3/contenttype/forms">
   <Display>DocumentLibraryForm</Display>
@@ -37850,7 +38014,7 @@
 </FormTemplates>
 </file>
 
-<file path=customXml/item2.xml><?xml version="1.0" encoding="utf-8"?>
+<file path=customXml/item3.xml><?xml version="1.0" encoding="utf-8"?>
 <ct:contentTypeSchema xmlns:ct="http://schemas.microsoft.com/office/2006/metadata/contentType" xmlns:ma="http://schemas.microsoft.com/office/2006/metadata/properties/metaAttributes" ct:_="" ma:_="" ma:contentTypeName="Documento" ma:contentTypeID="0x0101002A0C556FD797684D8239BB11C2132A25" ma:contentTypeVersion="12" ma:contentTypeDescription="Crie um novo documento." ma:contentTypeScope="" ma:versionID="4117e147ca7ca8ef6c9a63e70046d0ad">
   <xsd:schema xmlns:xsd="http://www.w3.org/2001/XMLSchema" xmlns:xs="http://www.w3.org/2001/XMLSchema" xmlns:p="http://schemas.microsoft.com/office/2006/metadata/properties" xmlns:ns2="56e78b29-03fb-47f5-b558-0510c80942da" xmlns:ns3="a4dace15-48bf-45d2-9fd8-484a8e8dd001" targetNamespace="http://schemas.microsoft.com/office/2006/metadata/properties" ma:root="true" ma:fieldsID="fd3a11f1c9a070f06ab33b47ad6d2067" ns2:_="" ns3:_="">
     <xsd:import namespace="56e78b29-03fb-47f5-b558-0510c80942da"/>
@@ -38051,7 +38215,7 @@
 </ct:contentTypeSchema>
 </file>
 
-<file path=customXml/item3.xml><?xml version="1.0" encoding="utf-8"?>
+<file path=customXml/item4.xml><?xml version="1.0" encoding="utf-8"?>
 <p:properties xmlns:p="http://schemas.microsoft.com/office/2006/metadata/properties" xmlns:xsi="http://www.w3.org/2001/XMLSchema-instance" xmlns:pc="http://schemas.microsoft.com/office/infopath/2007/PartnerControls">
   <documentManagement>
     <TaxCatchAll xmlns="a4dace15-48bf-45d2-9fd8-484a8e8dd001" xsi:nil="true"/>
@@ -38063,11 +38227,15 @@
 </p:properties>
 </file>
 
-<file path=customXml/item4.xml><?xml version="1.0" encoding="utf-8"?>
-<b:Sources xmlns:b="http://schemas.openxmlformats.org/officeDocument/2006/bibliography" xmlns="http://schemas.openxmlformats.org/officeDocument/2006/bibliography" SelectedStyle="\APA.XSL" StyleName="APA"/>
+<file path=customXml/itemProps1.xml><?xml version="1.0" encoding="utf-8"?>
+<ds:datastoreItem xmlns:ds="http://schemas.openxmlformats.org/officeDocument/2006/customXml" ds:itemID="{102BC4E9-A332-4261-A7F6-17F2DA80CB38}">
+  <ds:schemaRefs>
+    <ds:schemaRef ds:uri="http://schemas.openxmlformats.org/officeDocument/2006/bibliography"/>
+  </ds:schemaRefs>
+</ds:datastoreItem>
 </file>
 
-<file path=customXml/itemProps1.xml><?xml version="1.0" encoding="utf-8"?>
+<file path=customXml/itemProps2.xml><?xml version="1.0" encoding="utf-8"?>
 <ds:datastoreItem xmlns:ds="http://schemas.openxmlformats.org/officeDocument/2006/customXml" ds:itemID="{CF1FD0AD-7A56-4031-B24D-376004EB8526}">
   <ds:schemaRefs>
     <ds:schemaRef ds:uri="http://schemas.microsoft.com/sharepoint/v3/contenttype/forms"/>
@@ -38075,7 +38243,7 @@
 </ds:datastoreItem>
 </file>
 
-<file path=customXml/itemProps2.xml><?xml version="1.0" encoding="utf-8"?>
+<file path=customXml/itemProps3.xml><?xml version="1.0" encoding="utf-8"?>
 <ds:datastoreItem xmlns:ds="http://schemas.openxmlformats.org/officeDocument/2006/customXml" ds:itemID="{51E0FB1D-84BA-4760-817D-170AD785BFD3}">
   <ds:schemaRefs>
     <ds:schemaRef ds:uri="http://schemas.microsoft.com/office/2006/metadata/contentType"/>
@@ -38094,7 +38262,7 @@
 </ds:datastoreItem>
 </file>
 
-<file path=customXml/itemProps3.xml><?xml version="1.0" encoding="utf-8"?>
+<file path=customXml/itemProps4.xml><?xml version="1.0" encoding="utf-8"?>
 <ds:datastoreItem xmlns:ds="http://schemas.openxmlformats.org/officeDocument/2006/customXml" ds:itemID="{0FB482D0-C62D-40F8-A30D-80102D84D1F8}">
   <ds:schemaRefs>
     <ds:schemaRef ds:uri="http://schemas.microsoft.com/office/2006/metadata/properties"/>
@@ -38103,12 +38271,4 @@
     <ds:schemaRef ds:uri="56e78b29-03fb-47f5-b558-0510c80942da"/>
   </ds:schemaRefs>
 </ds:datastoreItem>
-</file>
-
-<file path=customXml/itemProps4.xml><?xml version="1.0" encoding="utf-8"?>
-<ds:datastoreItem xmlns:ds="http://schemas.openxmlformats.org/officeDocument/2006/customXml" ds:itemID="{102BC4E9-A332-4261-A7F6-17F2DA80CB38}">
-  <ds:schemaRefs>
-    <ds:schemaRef ds:uri="http://schemas.openxmlformats.org/officeDocument/2006/bibliography"/>
-  </ds:schemaRefs>
-</ds:datastoreItem>
 </file>